--- a/docs/ETF投資策略說明文件_TEAM_11076.docx
+++ b/docs/ETF投資策略說明文件_TEAM_11076.docx
@@ -230,7 +230,7 @@
                 <w:sz w:val="21"/>
                 <w:lang w:eastAsia="zh-TW"/>
               </w:rPr>
-              <w:t xml:space="preserve">本ETF結合籌碼面與基本面兩項台股特有資訊。投信專注台股研究，其持續買超反映法人認同；上市櫃公司每月公布營收，能即時呈現基本面變化。AI Agent每日盤後讀取法人買賣超，並於每月營收公布後重新篩選，挑出投信近期買超、營收年增逾兩成且三個月平均營收創一年新高之個股，集中持有前十大核心部位，其餘分散配置以符合持股檔數與權重限制。初賽後半段若排名領先，將轉以大型權值股為核心、仍依投信買超選股，降低波動以守住成果。目標是在控制單一持股與現金部位下，追求優於大盤的報酬。</w:t>
+              <w:t xml:space="preserve">本ETF結合籌碼面與基本面兩項台股特有資訊。投信專注台股研究，其持續買超反映法人認同；上市櫃公司每月公布營收，可即時呈現基本面變化。AI Agent每日盤後讀取法人買賣超，並於每月營收公布後重新篩選，挑出投信近期買超、營收年增逾兩成且三個月平均營收創一年新高之個股，集中持有前十大核心部位，其餘分散配置，共持有22檔。初賽後半段若排名領先，轉以台積電及大型權值股為核心、仍依投信買超選股，降低波動以守住成果。下單前檢查現金、個股上限與主動ETF持股差異，並保留資料來源與決策紀錄，追求風險可控下的扣費後報酬。</w:t>
             </w:r>
           </w:p>
         </w:tc>
